--- a/docs/practice/Практика_2_План-график.docx
+++ b/docs/practice/Практика_2_План-график.docx
@@ -221,14 +221,10 @@
     </w:p>
     <w:p>
       <w:pPr>
+        <w:pStyle w:val="Heading1"/>
         <w:pageBreakBefore w:val="0"/>
-        <w:ind w:firstLine="0"/>
-        <w:jc w:val="center"/>
       </w:pPr>
       <w:r>
-        <w:rPr>
-          <w:b/>
-        </w:rPr>
         <w:t>Помесячный план</w:t>
       </w:r>
     </w:p>
@@ -1566,14 +1562,10 @@
     </w:p>
     <w:p>
       <w:pPr>
+        <w:pStyle w:val="Heading1"/>
         <w:pageBreakBefore w:val="0"/>
-        <w:ind w:firstLine="0"/>
-        <w:jc w:val="center"/>
       </w:pPr>
       <w:r>
-        <w:rPr>
-          <w:b/>
-        </w:rPr>
         <w:t>Диаграмма Ганта (mermaid)</w:t>
       </w:r>
     </w:p>
@@ -1597,14 +1589,10 @@
     </w:p>
     <w:p>
       <w:pPr>
+        <w:pStyle w:val="Heading1"/>
         <w:pageBreakBefore w:val="0"/>
-        <w:ind w:firstLine="0"/>
-        <w:jc w:val="center"/>
       </w:pPr>
       <w:r>
-        <w:rPr>
-          <w:b/>
-        </w:rPr>
         <w:t>Контрольные точки (вехи)</w:t>
       </w:r>
     </w:p>
@@ -2144,7 +2132,7 @@
       <w:b/>
       <w:bCs/>
       <w:color w:val="000000"/>
-      <w:sz w:val="28"/>
+      <w:sz w:val="32"/>
       <w:szCs w:val="28"/>
     </w:rPr>
   </w:style>

--- a/docs/practice/Практика_2_План-график.docx
+++ b/docs/practice/Практика_2_План-график.docx
@@ -2128,7 +2128,7 @@
       <w:outlineLvl w:val="0"/>
     </w:pPr>
     <w:rPr>
-      <w:rFonts w:asciiTheme="majorHAnsi" w:eastAsiaTheme="majorEastAsia" w:hAnsiTheme="majorHAnsi" w:cstheme="majorBidi" w:ascii="Times New Roman" w:hAnsi="Times New Roman" w:eastAsia="Times New Roman"/>
+      <w:rFonts w:ascii="Times New Roman" w:hAnsi="Times New Roman" w:eastAsia="Times New Roman" w:cs="Times New Roman"/>
       <w:b/>
       <w:bCs/>
       <w:color w:val="000000"/>
@@ -2154,7 +2154,7 @@
       <w:outlineLvl w:val="1"/>
     </w:pPr>
     <w:rPr>
-      <w:rFonts w:asciiTheme="majorHAnsi" w:eastAsiaTheme="majorEastAsia" w:hAnsiTheme="majorHAnsi" w:cstheme="majorBidi" w:ascii="Times New Roman" w:hAnsi="Times New Roman" w:eastAsia="Times New Roman"/>
+      <w:rFonts w:ascii="Times New Roman" w:hAnsi="Times New Roman" w:eastAsia="Times New Roman" w:cs="Times New Roman"/>
       <w:b/>
       <w:bCs/>
       <w:color w:val="000000"/>

--- a/docs/practice/Практика_2_План-график.docx
+++ b/docs/practice/Практика_2_План-график.docx
@@ -1566,25 +1566,58 @@
         <w:pageBreakBefore w:val="0"/>
       </w:pPr>
       <w:r>
-        <w:t>Диаграмма Ганта (mermaid)</w:t>
+        <w:t>Диаграмма Ганта</w:t>
       </w:r>
     </w:p>
     <w:p>
+      <w:pPr>
+        <w:spacing w:before="120"/>
+        <w:ind w:firstLine="0"/>
+        <w:jc w:val="center"/>
+      </w:pPr>
       <w:r>
-        <w:rPr>
-          <w:b w:val="0"/>
-          <w:i/>
-        </w:rPr>
-        <w:t>(Диаграмма Ганта (mermaid) — см. файл 02_plan_gantt.md.)</w:t>
+        <w:drawing>
+          <wp:inline xmlns:a="http://schemas.openxmlformats.org/drawingml/2006/main" xmlns:pic="http://schemas.openxmlformats.org/drawingml/2006/picture">
+            <wp:extent cx="5760000" cy="3853735"/>
+            <wp:docPr id="1" name="Picture 1"/>
+            <wp:cNvGraphicFramePr>
+              <a:graphicFrameLocks noChangeAspect="1"/>
+            </wp:cNvGraphicFramePr>
+            <a:graphic>
+              <a:graphicData uri="http://schemas.openxmlformats.org/drawingml/2006/picture">
+                <pic:pic>
+                  <pic:nvPicPr>
+                    <pic:cNvPr id="0" name="gantt_vkr.png"/>
+                    <pic:cNvPicPr/>
+                  </pic:nvPicPr>
+                  <pic:blipFill>
+                    <a:blip r:embed="rId10"/>
+                    <a:stretch>
+                      <a:fillRect/>
+                    </a:stretch>
+                  </pic:blipFill>
+                  <pic:spPr>
+                    <a:xfrm>
+                      <a:off x="0" y="0"/>
+                      <a:ext cx="5760000" cy="3853735"/>
+                    </a:xfrm>
+                    <a:prstGeom prst="rect"/>
+                  </pic:spPr>
+                </pic:pic>
+              </a:graphicData>
+            </a:graphic>
+          </wp:inline>
+        </w:drawing>
       </w:r>
     </w:p>
     <w:p>
+      <w:pPr>
+        <w:spacing w:after="240" w:line="240" w:lineRule="auto"/>
+        <w:ind w:firstLine="0"/>
+        <w:jc w:val="center"/>
+      </w:pPr>
       <w:r>
-        <w:rPr>
-          <w:b w:val="0"/>
-          <w:i/>
-        </w:rPr>
-        <w:t>crit — задания учебной практики с дедлайнами из to_document. Диаграмму можно вставить в презентацию: GitHub/GitLab и многие markdown-просмотрщики рендерят mermaid; либо экспортировать через mermaid.live в PNG/SVG.</w:t>
+        <w:t>Рисунок 1 — Диаграмма Ганта плана работы над ВКР (красным — задания практики с дедлайнами; ромб — защита ВКР)</w:t>
       </w:r>
     </w:p>
     <w:p>
